--- a/marketing/blog/sap-joule-work/artigo.docx
+++ b/marketing/blog/sap-joule-work/artigo.docx
@@ -541,6 +541,64 @@
         <w:t>[Agendar conversa com a Solveplan]</w:t>
       </w:r>
     </w:p>
+    <w:p>
+      <w:pPr>
+        <w:pStyle w:val="Heading2"/>
+      </w:pPr>
+      <w:r>
+        <w:rPr>
+          <w:b/>
+          <w:color w:val="002B5C"/>
+          <w:sz w:val="28"/>
+        </w:rPr>
+        <w:t>Fontes</w:t>
+      </w:r>
+    </w:p>
+    <w:p>
+      <w:pPr>
+        <w:pStyle w:val="ListBullet"/>
+        <w:spacing w:after="80"/>
+      </w:pPr>
+      <w:r>
+        <w:t>Complete AI Training — SAP expands Joule with agentic AI workspace at Sapphire 2026</w:t>
+      </w:r>
+    </w:p>
+    <w:p>
+      <w:pPr>
+        <w:pStyle w:val="ListBullet"/>
+        <w:spacing w:after="80"/>
+      </w:pPr>
+      <w:r>
+        <w:t>SiliconANGLE — SAP recasts Joule as the front door to autonomous enterprise AI</w:t>
+      </w:r>
+    </w:p>
+    <w:p>
+      <w:pPr>
+        <w:pStyle w:val="ListBullet"/>
+        <w:spacing w:after="80"/>
+      </w:pPr>
+      <w:r>
+        <w:t>SAP News Center — Announcing New Joule Studio for Enterprise Scale Agentic Development</w:t>
+      </w:r>
+    </w:p>
+    <w:p>
+      <w:pPr>
+        <w:pStyle w:val="ListBullet"/>
+        <w:spacing w:after="80"/>
+      </w:pPr>
+      <w:r>
+        <w:t>SAP Community — SAP UX Update: The New Joule Work Engagement Layer</w:t>
+      </w:r>
+    </w:p>
+    <w:p>
+      <w:pPr>
+        <w:pStyle w:val="ListBullet"/>
+        <w:spacing w:after="80"/>
+      </w:pPr>
+      <w:r>
+        <w:t>SAP News Center — The Future of the Enterprise Is Autonomous</w:t>
+      </w:r>
+    </w:p>
     <w:sectPr>
       <w:pgSz w:w="12240" w:h="15840"/>
       <w:pgMar w:top="1440" w:right="1800" w:bottom="1440" w:left="1800" w:header="720" w:footer="720" w:gutter="0"/>

--- a/marketing/blog/sap-joule-work/artigo.docx
+++ b/marketing/blog/sap-joule-work/artigo.docx
@@ -560,8 +560,18 @@
         <w:spacing w:after="80"/>
       </w:pPr>
       <w:r>
-        <w:t>Complete AI Training — SAP expands Joule with agentic AI workspace at Sapphire 2026</w:t>
+        <w:t xml:space="preserve">Complete AI Training — </w:t>
       </w:r>
+      <w:hyperlink r:id="rId9">
+        <w:r>
+          <w:rPr>
+            <w:rStyle w:val="Hyperlink"/>
+            <w:color w:val="0563C1"/>
+            <w:u w:val="single"/>
+          </w:rPr>
+          <w:t xml:space="preserve">SAP expands Joule with agentic AI workspace at Sapphire 2026</w:t>
+        </w:r>
+      </w:hyperlink>
     </w:p>
     <w:p>
       <w:pPr>
@@ -569,8 +579,18 @@
         <w:spacing w:after="80"/>
       </w:pPr>
       <w:r>
-        <w:t>SiliconANGLE — SAP recasts Joule as the front door to autonomous enterprise AI</w:t>
+        <w:t xml:space="preserve">SiliconANGLE — </w:t>
       </w:r>
+      <w:hyperlink r:id="rId10">
+        <w:r>
+          <w:rPr>
+            <w:rStyle w:val="Hyperlink"/>
+            <w:color w:val="0563C1"/>
+            <w:u w:val="single"/>
+          </w:rPr>
+          <w:t xml:space="preserve">SAP recasts Joule as the front door to autonomous enterprise AI</w:t>
+        </w:r>
+      </w:hyperlink>
     </w:p>
     <w:p>
       <w:pPr>
@@ -578,8 +598,18 @@
         <w:spacing w:after="80"/>
       </w:pPr>
       <w:r>
-        <w:t>SAP News Center — Announcing New Joule Studio for Enterprise Scale Agentic Development</w:t>
+        <w:t xml:space="preserve">SAP News Center — </w:t>
       </w:r>
+      <w:hyperlink r:id="rId11">
+        <w:r>
+          <w:rPr>
+            <w:rStyle w:val="Hyperlink"/>
+            <w:color w:val="0563C1"/>
+            <w:u w:val="single"/>
+          </w:rPr>
+          <w:t xml:space="preserve">Announcing New Joule Studio for Enterprise Scale Agentic Development</w:t>
+        </w:r>
+      </w:hyperlink>
     </w:p>
     <w:p>
       <w:pPr>
@@ -587,8 +617,18 @@
         <w:spacing w:after="80"/>
       </w:pPr>
       <w:r>
-        <w:t>SAP Community — SAP UX Update: The New Joule Work Engagement Layer</w:t>
+        <w:t xml:space="preserve">SAP Community — </w:t>
       </w:r>
+      <w:hyperlink r:id="rId12">
+        <w:r>
+          <w:rPr>
+            <w:rStyle w:val="Hyperlink"/>
+            <w:color w:val="0563C1"/>
+            <w:u w:val="single"/>
+          </w:rPr>
+          <w:t xml:space="preserve">SAP UX Update: The New Joule Work Engagement Layer</w:t>
+        </w:r>
+      </w:hyperlink>
     </w:p>
     <w:p>
       <w:pPr>
@@ -596,8 +636,18 @@
         <w:spacing w:after="80"/>
       </w:pPr>
       <w:r>
-        <w:t>SAP News Center — The Future of the Enterprise Is Autonomous</w:t>
+        <w:t xml:space="preserve">SAP News Center — </w:t>
       </w:r>
+      <w:hyperlink r:id="rId13">
+        <w:r>
+          <w:rPr>
+            <w:rStyle w:val="Hyperlink"/>
+            <w:color w:val="0563C1"/>
+            <w:u w:val="single"/>
+          </w:rPr>
+          <w:t xml:space="preserve">The Future of the Enterprise Is Autonomous</w:t>
+        </w:r>
+      </w:hyperlink>
     </w:p>
     <w:sectPr>
       <w:pgSz w:w="12240" w:h="15840"/>

--- a/marketing/blog/sap-joule-work/artigo.docx
+++ b/marketing/blog/sap-joule-work/artigo.docx
@@ -649,6 +649,1314 @@
         </w:r>
       </w:hyperlink>
     </w:p>
+    <w:p>
+      <w:r>
+        <w:br w:type="page"/>
+      </w:r>
+    </w:p>
+    <w:p>
+      <w:pPr>
+        <w:pStyle w:val="Heading1"/>
+      </w:pPr>
+      <w:r>
+        <w:rPr>
+          <w:b/>
+          <w:color w:val="002B5C"/>
+          <w:sz w:val="40"/>
+        </w:rPr>
+        <w:t>Metadados SEO — SAP Joule Work</w:t>
+      </w:r>
+    </w:p>
+    <w:p>
+      <w:pPr>
+        <w:pStyle w:val="Heading2"/>
+      </w:pPr>
+      <w:r>
+        <w:rPr>
+          <w:b/>
+          <w:color w:val="002B5C"/>
+          <w:sz w:val="28"/>
+        </w:rPr>
+        <w:t>On-page</w:t>
+      </w:r>
+    </w:p>
+    <w:tbl>
+      <w:tblPr>
+        <w:tblStyle w:val="TableGrid"/>
+        <w:tblW w:type="auto" w:w="0"/>
+        <w:tblLook w:firstColumn="1" w:firstRow="1" w:lastColumn="0" w:lastRow="0" w:noHBand="0" w:noVBand="1" w:val="04A0"/>
+      </w:tblPr>
+      <w:tblGrid>
+        <w:gridCol w:w="4320"/>
+        <w:gridCol w:w="4320"/>
+      </w:tblGrid>
+      <w:tr>
+        <w:tc>
+          <w:tcPr>
+            <w:tcW w:type="dxa" w:w="4320"/>
+          </w:tcPr>
+          <w:p>
+            <w:r>
+              <w:rPr>
+                <w:b/>
+              </w:rPr>
+              <w:t>Campo</w:t>
+            </w:r>
+          </w:p>
+        </w:tc>
+        <w:tc>
+          <w:tcPr>
+            <w:tcW w:type="dxa" w:w="4320"/>
+          </w:tcPr>
+          <w:p>
+            <w:r>
+              <w:rPr>
+                <w:b/>
+              </w:rPr>
+              <w:t>Valor</w:t>
+            </w:r>
+          </w:p>
+        </w:tc>
+      </w:tr>
+      <w:tr>
+        <w:tc>
+          <w:tcPr>
+            <w:tcW w:type="dxa" w:w="4320"/>
+          </w:tcPr>
+          <w:p>
+            <w:r>
+              <w:t>Meta title</w:t>
+            </w:r>
+          </w:p>
+        </w:tc>
+        <w:tc>
+          <w:tcPr>
+            <w:tcW w:type="dxa" w:w="4320"/>
+          </w:tcPr>
+          <w:p>
+            <w:r>
+              <w:t>SAP Joule Work: o que mudou e o que isso significa para quem usa SAP \</w:t>
+            </w:r>
+          </w:p>
+        </w:tc>
+      </w:tr>
+      <w:tr>
+        <w:tc>
+          <w:tcPr>
+            <w:tcW w:type="dxa" w:w="4320"/>
+          </w:tcPr>
+          <w:p>
+            <w:r>
+              <w:t>Meta description</w:t>
+            </w:r>
+          </w:p>
+        </w:tc>
+        <w:tc>
+          <w:tcPr>
+            <w:tcW w:type="dxa" w:w="4320"/>
+          </w:tcPr>
+          <w:p>
+            <w:r>
+              <w:t>O SAP Joule deixou de ser um chatbot e virou camada operacional do ERP. Entenda o que é o Joule Work, o Joule Studio 2.0 e o que muda para usuários SAP Datasphere e Analytics Cloud.</w:t>
+            </w:r>
+          </w:p>
+        </w:tc>
+      </w:tr>
+      <w:tr>
+        <w:tc>
+          <w:tcPr>
+            <w:tcW w:type="dxa" w:w="4320"/>
+          </w:tcPr>
+          <w:p>
+            <w:r>
+              <w:t>URL slug</w:t>
+            </w:r>
+          </w:p>
+        </w:tc>
+        <w:tc>
+          <w:tcPr>
+            <w:tcW w:type="dxa" w:w="4320"/>
+          </w:tcPr>
+          <w:p>
+            <w:r>
+              <w:t>/blog/sap-joule-work</w:t>
+            </w:r>
+          </w:p>
+        </w:tc>
+      </w:tr>
+      <w:tr>
+        <w:tc>
+          <w:tcPr>
+            <w:tcW w:type="dxa" w:w="4320"/>
+          </w:tcPr>
+          <w:p>
+            <w:r>
+              <w:t>H1</w:t>
+            </w:r>
+          </w:p>
+        </w:tc>
+        <w:tc>
+          <w:tcPr>
+            <w:tcW w:type="dxa" w:w="4320"/>
+          </w:tcPr>
+          <w:p>
+            <w:r>
+              <w:t>SAP Joule Work: de assistente de chat a camada operacional do ERP</w:t>
+            </w:r>
+          </w:p>
+        </w:tc>
+      </w:tr>
+      <w:tr>
+        <w:tc>
+          <w:tcPr>
+            <w:tcW w:type="dxa" w:w="4320"/>
+          </w:tcPr>
+          <w:p>
+            <w:r>
+              <w:t>Canonical</w:t>
+            </w:r>
+          </w:p>
+        </w:tc>
+        <w:tc>
+          <w:tcPr>
+            <w:tcW w:type="dxa" w:w="4320"/>
+          </w:tcPr>
+          <w:p>
+            <w:r>
+              <w:t>https://solveplan.com.br/blog/sap-joule-work</w:t>
+            </w:r>
+          </w:p>
+        </w:tc>
+      </w:tr>
+      <w:tr>
+        <w:tc>
+          <w:tcPr>
+            <w:tcW w:type="dxa" w:w="4320"/>
+          </w:tcPr>
+          <w:p>
+            <w:r>
+              <w:t>OG Title</w:t>
+            </w:r>
+          </w:p>
+        </w:tc>
+        <w:tc>
+          <w:tcPr>
+            <w:tcW w:type="dxa" w:w="4320"/>
+          </w:tcPr>
+          <w:p>
+            <w:r>
+              <w:t>SAP Joule Work: o fim da navegação por menus SAP</w:t>
+            </w:r>
+          </w:p>
+        </w:tc>
+      </w:tr>
+      <w:tr>
+        <w:tc>
+          <w:tcPr>
+            <w:tcW w:type="dxa" w:w="4320"/>
+          </w:tcPr>
+          <w:p>
+            <w:r>
+              <w:t>OG Description</w:t>
+            </w:r>
+          </w:p>
+        </w:tc>
+        <w:tc>
+          <w:tcPr>
+            <w:tcW w:type="dxa" w:w="4320"/>
+          </w:tcPr>
+          <w:p>
+            <w:r>
+              <w:t>Linguagem natural para executar transações, coordenar agentes e consultar dados — disponível no Datasphere. Entenda o que mudou.</w:t>
+            </w:r>
+          </w:p>
+        </w:tc>
+      </w:tr>
+      <w:tr>
+        <w:tc>
+          <w:tcPr>
+            <w:tcW w:type="dxa" w:w="4320"/>
+          </w:tcPr>
+          <w:p>
+            <w:r>
+              <w:t>OG Image</w:t>
+            </w:r>
+          </w:p>
+        </w:tc>
+        <w:tc>
+          <w:tcPr>
+            <w:tcW w:type="dxa" w:w="4320"/>
+          </w:tcPr>
+          <w:p>
+            <w:r>
+              <w:t>1200x630px — interface mockup do Joule Work com prompt de linguagem natural e visualização de dados ao lado. Fundo azul escuro Solveplan. Alt: "SAP Joule Work — workspace unificado em linguagem natural"</w:t>
+            </w:r>
+          </w:p>
+        </w:tc>
+      </w:tr>
+    </w:tbl>
+    <w:p/>
+    <w:p>
+      <w:pPr>
+        <w:pStyle w:val="Heading2"/>
+      </w:pPr>
+      <w:r>
+        <w:rPr>
+          <w:b/>
+          <w:color w:val="002B5C"/>
+          <w:sz w:val="28"/>
+        </w:rPr>
+        <w:t>Links internos sugeridos</w:t>
+      </w:r>
+    </w:p>
+    <w:p>
+      <w:pPr>
+        <w:pStyle w:val="ListBullet"/>
+        <w:spacing w:after="80"/>
+      </w:pPr>
+      <w:r>
+        <w:t>Anchor "SAP Knowledge Graph" → /blog/sap-knowledge-graph</w:t>
+      </w:r>
+    </w:p>
+    <w:p>
+      <w:pPr>
+        <w:pStyle w:val="ListBullet"/>
+        <w:spacing w:after="80"/>
+      </w:pPr>
+      <w:r>
+        <w:t>Anchor "SAP Business AI Platform" → /blog/sap-business-ai-platform</w:t>
+      </w:r>
+    </w:p>
+    <w:p>
+      <w:pPr>
+        <w:pStyle w:val="ListBullet"/>
+        <w:spacing w:after="80"/>
+      </w:pPr>
+      <w:r>
+        <w:t>Anchor "SAP Autonomous Suite" → /blog/sap-autonomous-suite</w:t>
+      </w:r>
+    </w:p>
+    <w:p>
+      <w:pPr>
+        <w:pStyle w:val="ListBullet"/>
+        <w:spacing w:after="80"/>
+      </w:pPr>
+      <w:r>
+        <w:t>Anchor "SAP Datasphere" → página de solução Datasphere no site Solveplan</w:t>
+      </w:r>
+    </w:p>
+    <w:p>
+      <w:pPr>
+        <w:pStyle w:val="ListBullet"/>
+        <w:spacing w:after="80"/>
+      </w:pPr>
+      <w:r>
+        <w:t>Anchor "SAP Business Data Cloud" → página de solução BDC no site Solveplan</w:t>
+      </w:r>
+    </w:p>
+    <w:p>
+      <w:pPr>
+        <w:pStyle w:val="Heading2"/>
+      </w:pPr>
+      <w:r>
+        <w:rPr>
+          <w:b/>
+          <w:color w:val="002B5C"/>
+          <w:sz w:val="28"/>
+        </w:rPr>
+        <w:t>Schema Markup</w:t>
+      </w:r>
+    </w:p>
+    <w:p>
+      <w:pPr>
+        <w:spacing w:before="0" w:after="0"/>
+        <w:ind w:left="360"/>
+        <w:shd w:val="clear" w:color="auto" w:fill="F2F2F2"/>
+      </w:pPr>
+      <w:r>
+        <w:rPr>
+          <w:rFonts w:ascii="Courier New" w:hAnsi="Courier New"/>
+          <w:color w:val="333333"/>
+          <w:sz w:val="16"/>
+        </w:rPr>
+        <w:t>{</w:t>
+      </w:r>
+    </w:p>
+    <w:p>
+      <w:pPr>
+        <w:spacing w:before="0" w:after="0"/>
+        <w:ind w:left="360"/>
+        <w:shd w:val="clear" w:color="auto" w:fill="F2F2F2"/>
+      </w:pPr>
+      <w:r>
+        <w:rPr>
+          <w:rFonts w:ascii="Courier New" w:hAnsi="Courier New"/>
+          <w:color w:val="333333"/>
+          <w:sz w:val="16"/>
+        </w:rPr>
+        <w:t xml:space="preserve">  "@context": "https://schema.org",</w:t>
+      </w:r>
+    </w:p>
+    <w:p>
+      <w:pPr>
+        <w:spacing w:before="0" w:after="0"/>
+        <w:ind w:left="360"/>
+        <w:shd w:val="clear" w:color="auto" w:fill="F2F2F2"/>
+      </w:pPr>
+      <w:r>
+        <w:rPr>
+          <w:rFonts w:ascii="Courier New" w:hAnsi="Courier New"/>
+          <w:color w:val="333333"/>
+          <w:sz w:val="16"/>
+        </w:rPr>
+        <w:t xml:space="preserve">  "@type": "Article",</w:t>
+      </w:r>
+    </w:p>
+    <w:p>
+      <w:pPr>
+        <w:spacing w:before="0" w:after="0"/>
+        <w:ind w:left="360"/>
+        <w:shd w:val="clear" w:color="auto" w:fill="F2F2F2"/>
+      </w:pPr>
+      <w:r>
+        <w:rPr>
+          <w:rFonts w:ascii="Courier New" w:hAnsi="Courier New"/>
+          <w:color w:val="333333"/>
+          <w:sz w:val="16"/>
+        </w:rPr>
+        <w:t xml:space="preserve">  "headline": "SAP Joule Work: de assistente de chat a camada operacional do ERP",</w:t>
+      </w:r>
+    </w:p>
+    <w:p>
+      <w:pPr>
+        <w:spacing w:before="0" w:after="0"/>
+        <w:ind w:left="360"/>
+        <w:shd w:val="clear" w:color="auto" w:fill="F2F2F2"/>
+      </w:pPr>
+      <w:r>
+        <w:rPr>
+          <w:rFonts w:ascii="Courier New" w:hAnsi="Courier New"/>
+          <w:color w:val="333333"/>
+          <w:sz w:val="16"/>
+        </w:rPr>
+        <w:t xml:space="preserve">  "author": {</w:t>
+      </w:r>
+    </w:p>
+    <w:p>
+      <w:pPr>
+        <w:spacing w:before="0" w:after="0"/>
+        <w:ind w:left="360"/>
+        <w:shd w:val="clear" w:color="auto" w:fill="F2F2F2"/>
+      </w:pPr>
+      <w:r>
+        <w:rPr>
+          <w:rFonts w:ascii="Courier New" w:hAnsi="Courier New"/>
+          <w:color w:val="333333"/>
+          <w:sz w:val="16"/>
+        </w:rPr>
+        <w:t xml:space="preserve">    "@type": "Organization",</w:t>
+      </w:r>
+    </w:p>
+    <w:p>
+      <w:pPr>
+        <w:spacing w:before="0" w:after="0"/>
+        <w:ind w:left="360"/>
+        <w:shd w:val="clear" w:color="auto" w:fill="F2F2F2"/>
+      </w:pPr>
+      <w:r>
+        <w:rPr>
+          <w:rFonts w:ascii="Courier New" w:hAnsi="Courier New"/>
+          <w:color w:val="333333"/>
+          <w:sz w:val="16"/>
+        </w:rPr>
+        <w:t xml:space="preserve">    "name": "Solveplan",</w:t>
+      </w:r>
+    </w:p>
+    <w:p>
+      <w:pPr>
+        <w:spacing w:before="0" w:after="0"/>
+        <w:ind w:left="360"/>
+        <w:shd w:val="clear" w:color="auto" w:fill="F2F2F2"/>
+      </w:pPr>
+      <w:r>
+        <w:rPr>
+          <w:rFonts w:ascii="Courier New" w:hAnsi="Courier New"/>
+          <w:color w:val="333333"/>
+          <w:sz w:val="16"/>
+        </w:rPr>
+        <w:t xml:space="preserve">    "url": "https://solveplan.com.br"</w:t>
+      </w:r>
+    </w:p>
+    <w:p>
+      <w:pPr>
+        <w:spacing w:before="0" w:after="0"/>
+        <w:ind w:left="360"/>
+        <w:shd w:val="clear" w:color="auto" w:fill="F2F2F2"/>
+      </w:pPr>
+      <w:r>
+        <w:rPr>
+          <w:rFonts w:ascii="Courier New" w:hAnsi="Courier New"/>
+          <w:color w:val="333333"/>
+          <w:sz w:val="16"/>
+        </w:rPr>
+        <w:t xml:space="preserve">  },</w:t>
+      </w:r>
+    </w:p>
+    <w:p>
+      <w:pPr>
+        <w:spacing w:before="0" w:after="0"/>
+        <w:ind w:left="360"/>
+        <w:shd w:val="clear" w:color="auto" w:fill="F2F2F2"/>
+      </w:pPr>
+      <w:r>
+        <w:rPr>
+          <w:rFonts w:ascii="Courier New" w:hAnsi="Courier New"/>
+          <w:color w:val="333333"/>
+          <w:sz w:val="16"/>
+        </w:rPr>
+        <w:t xml:space="preserve">  "publisher": {</w:t>
+      </w:r>
+    </w:p>
+    <w:p>
+      <w:pPr>
+        <w:spacing w:before="0" w:after="0"/>
+        <w:ind w:left="360"/>
+        <w:shd w:val="clear" w:color="auto" w:fill="F2F2F2"/>
+      </w:pPr>
+      <w:r>
+        <w:rPr>
+          <w:rFonts w:ascii="Courier New" w:hAnsi="Courier New"/>
+          <w:color w:val="333333"/>
+          <w:sz w:val="16"/>
+        </w:rPr>
+        <w:t xml:space="preserve">    "@type": "Organization",</w:t>
+      </w:r>
+    </w:p>
+    <w:p>
+      <w:pPr>
+        <w:spacing w:before="0" w:after="0"/>
+        <w:ind w:left="360"/>
+        <w:shd w:val="clear" w:color="auto" w:fill="F2F2F2"/>
+      </w:pPr>
+      <w:r>
+        <w:rPr>
+          <w:rFonts w:ascii="Courier New" w:hAnsi="Courier New"/>
+          <w:color w:val="333333"/>
+          <w:sz w:val="16"/>
+        </w:rPr>
+        <w:t xml:space="preserve">    "name": "Solveplan",</w:t>
+      </w:r>
+    </w:p>
+    <w:p>
+      <w:pPr>
+        <w:spacing w:before="0" w:after="0"/>
+        <w:ind w:left="360"/>
+        <w:shd w:val="clear" w:color="auto" w:fill="F2F2F2"/>
+      </w:pPr>
+      <w:r>
+        <w:rPr>
+          <w:rFonts w:ascii="Courier New" w:hAnsi="Courier New"/>
+          <w:color w:val="333333"/>
+          <w:sz w:val="16"/>
+        </w:rPr>
+        <w:t xml:space="preserve">    "url": "https://solveplan.com.br"</w:t>
+      </w:r>
+    </w:p>
+    <w:p>
+      <w:pPr>
+        <w:spacing w:before="0" w:after="0"/>
+        <w:ind w:left="360"/>
+        <w:shd w:val="clear" w:color="auto" w:fill="F2F2F2"/>
+      </w:pPr>
+      <w:r>
+        <w:rPr>
+          <w:rFonts w:ascii="Courier New" w:hAnsi="Courier New"/>
+          <w:color w:val="333333"/>
+          <w:sz w:val="16"/>
+        </w:rPr>
+        <w:t xml:space="preserve">  },</w:t>
+      </w:r>
+    </w:p>
+    <w:p>
+      <w:pPr>
+        <w:spacing w:before="0" w:after="0"/>
+        <w:ind w:left="360"/>
+        <w:shd w:val="clear" w:color="auto" w:fill="F2F2F2"/>
+      </w:pPr>
+      <w:r>
+        <w:rPr>
+          <w:rFonts w:ascii="Courier New" w:hAnsi="Courier New"/>
+          <w:color w:val="333333"/>
+          <w:sz w:val="16"/>
+        </w:rPr>
+        <w:t xml:space="preserve">  "datePublished": "2026-05-20",</w:t>
+      </w:r>
+    </w:p>
+    <w:p>
+      <w:pPr>
+        <w:spacing w:before="0" w:after="0"/>
+        <w:ind w:left="360"/>
+        <w:shd w:val="clear" w:color="auto" w:fill="F2F2F2"/>
+      </w:pPr>
+      <w:r>
+        <w:rPr>
+          <w:rFonts w:ascii="Courier New" w:hAnsi="Courier New"/>
+          <w:color w:val="333333"/>
+          <w:sz w:val="16"/>
+        </w:rPr>
+        <w:t xml:space="preserve">  "description": "O SAP Joule deixou de ser um chatbot e virou camada operacional do ERP. Entenda o que é o Joule Work, o Joule Studio 2.0 e o que muda para usuários SAP Datasphere e Analytics Cloud."</w:t>
+      </w:r>
+    </w:p>
+    <w:p>
+      <w:pPr>
+        <w:spacing w:before="0" w:after="0"/>
+        <w:ind w:left="360"/>
+        <w:shd w:val="clear" w:color="auto" w:fill="F2F2F2"/>
+      </w:pPr>
+      <w:r>
+        <w:rPr>
+          <w:rFonts w:ascii="Courier New" w:hAnsi="Courier New"/>
+          <w:color w:val="333333"/>
+          <w:sz w:val="16"/>
+        </w:rPr>
+        <w:t>}</w:t>
+      </w:r>
+    </w:p>
+    <w:p/>
+    <w:p>
+      <w:pPr>
+        <w:spacing w:before="0" w:after="0"/>
+        <w:ind w:left="360"/>
+        <w:shd w:val="clear" w:color="auto" w:fill="F2F2F2"/>
+      </w:pPr>
+      <w:r>
+        <w:rPr>
+          <w:rFonts w:ascii="Courier New" w:hAnsi="Courier New"/>
+          <w:color w:val="333333"/>
+          <w:sz w:val="16"/>
+        </w:rPr>
+        <w:t>{</w:t>
+      </w:r>
+    </w:p>
+    <w:p>
+      <w:pPr>
+        <w:spacing w:before="0" w:after="0"/>
+        <w:ind w:left="360"/>
+        <w:shd w:val="clear" w:color="auto" w:fill="F2F2F2"/>
+      </w:pPr>
+      <w:r>
+        <w:rPr>
+          <w:rFonts w:ascii="Courier New" w:hAnsi="Courier New"/>
+          <w:color w:val="333333"/>
+          <w:sz w:val="16"/>
+        </w:rPr>
+        <w:t xml:space="preserve">  "@context": "https://schema.org",</w:t>
+      </w:r>
+    </w:p>
+    <w:p>
+      <w:pPr>
+        <w:spacing w:before="0" w:after="0"/>
+        <w:ind w:left="360"/>
+        <w:shd w:val="clear" w:color="auto" w:fill="F2F2F2"/>
+      </w:pPr>
+      <w:r>
+        <w:rPr>
+          <w:rFonts w:ascii="Courier New" w:hAnsi="Courier New"/>
+          <w:color w:val="333333"/>
+          <w:sz w:val="16"/>
+        </w:rPr>
+        <w:t xml:space="preserve">  "@type": "FAQPage",</w:t>
+      </w:r>
+    </w:p>
+    <w:p>
+      <w:pPr>
+        <w:spacing w:before="0" w:after="0"/>
+        <w:ind w:left="360"/>
+        <w:shd w:val="clear" w:color="auto" w:fill="F2F2F2"/>
+      </w:pPr>
+      <w:r>
+        <w:rPr>
+          <w:rFonts w:ascii="Courier New" w:hAnsi="Courier New"/>
+          <w:color w:val="333333"/>
+          <w:sz w:val="16"/>
+        </w:rPr>
+        <w:t xml:space="preserve">  "mainEntity": [</w:t>
+      </w:r>
+    </w:p>
+    <w:p>
+      <w:pPr>
+        <w:spacing w:before="0" w:after="0"/>
+        <w:ind w:left="360"/>
+        <w:shd w:val="clear" w:color="auto" w:fill="F2F2F2"/>
+      </w:pPr>
+      <w:r>
+        <w:rPr>
+          <w:rFonts w:ascii="Courier New" w:hAnsi="Courier New"/>
+          <w:color w:val="333333"/>
+          <w:sz w:val="16"/>
+        </w:rPr>
+        <w:t xml:space="preserve">    {</w:t>
+      </w:r>
+    </w:p>
+    <w:p>
+      <w:pPr>
+        <w:spacing w:before="0" w:after="0"/>
+        <w:ind w:left="360"/>
+        <w:shd w:val="clear" w:color="auto" w:fill="F2F2F2"/>
+      </w:pPr>
+      <w:r>
+        <w:rPr>
+          <w:rFonts w:ascii="Courier New" w:hAnsi="Courier New"/>
+          <w:color w:val="333333"/>
+          <w:sz w:val="16"/>
+        </w:rPr>
+        <w:t xml:space="preserve">      "@type": "Question",</w:t>
+      </w:r>
+    </w:p>
+    <w:p>
+      <w:pPr>
+        <w:spacing w:before="0" w:after="0"/>
+        <w:ind w:left="360"/>
+        <w:shd w:val="clear" w:color="auto" w:fill="F2F2F2"/>
+      </w:pPr>
+      <w:r>
+        <w:rPr>
+          <w:rFonts w:ascii="Courier New" w:hAnsi="Courier New"/>
+          <w:color w:val="333333"/>
+          <w:sz w:val="16"/>
+        </w:rPr>
+        <w:t xml:space="preserve">      "name": "O que é o SAP Joule Work?",</w:t>
+      </w:r>
+    </w:p>
+    <w:p>
+      <w:pPr>
+        <w:spacing w:before="0" w:after="0"/>
+        <w:ind w:left="360"/>
+        <w:shd w:val="clear" w:color="auto" w:fill="F2F2F2"/>
+      </w:pPr>
+      <w:r>
+        <w:rPr>
+          <w:rFonts w:ascii="Courier New" w:hAnsi="Courier New"/>
+          <w:color w:val="333333"/>
+          <w:sz w:val="16"/>
+        </w:rPr>
+        <w:t xml:space="preserve">      "acceptedAnswer": {</w:t>
+      </w:r>
+    </w:p>
+    <w:p>
+      <w:pPr>
+        <w:spacing w:before="0" w:after="0"/>
+        <w:ind w:left="360"/>
+        <w:shd w:val="clear" w:color="auto" w:fill="F2F2F2"/>
+      </w:pPr>
+      <w:r>
+        <w:rPr>
+          <w:rFonts w:ascii="Courier New" w:hAnsi="Courier New"/>
+          <w:color w:val="333333"/>
+          <w:sz w:val="16"/>
+        </w:rPr>
+        <w:t xml:space="preserve">        "@type": "Answer",</w:t>
+      </w:r>
+    </w:p>
+    <w:p>
+      <w:pPr>
+        <w:spacing w:before="0" w:after="0"/>
+        <w:ind w:left="360"/>
+        <w:shd w:val="clear" w:color="auto" w:fill="F2F2F2"/>
+      </w:pPr>
+      <w:r>
+        <w:rPr>
+          <w:rFonts w:ascii="Courier New" w:hAnsi="Courier New"/>
+          <w:color w:val="333333"/>
+          <w:sz w:val="16"/>
+        </w:rPr>
+        <w:t xml:space="preserve">        "text": "O SAP Joule Work é a nova camada de engajamento do Joule — um workspace unificado onde usuários operam processos SAP em linguagem natural, sem navegar entre módulos. Disponível em desktop, web e mobile, coordena agentes especializados para executar transações, buscar dados e apresentar resultados, com trilha de auditoria completa."</w:t>
+      </w:r>
+    </w:p>
+    <w:p>
+      <w:pPr>
+        <w:spacing w:before="0" w:after="0"/>
+        <w:ind w:left="360"/>
+        <w:shd w:val="clear" w:color="auto" w:fill="F2F2F2"/>
+      </w:pPr>
+      <w:r>
+        <w:rPr>
+          <w:rFonts w:ascii="Courier New" w:hAnsi="Courier New"/>
+          <w:color w:val="333333"/>
+          <w:sz w:val="16"/>
+        </w:rPr>
+        <w:t xml:space="preserve">      }</w:t>
+      </w:r>
+    </w:p>
+    <w:p>
+      <w:pPr>
+        <w:spacing w:before="0" w:after="0"/>
+        <w:ind w:left="360"/>
+        <w:shd w:val="clear" w:color="auto" w:fill="F2F2F2"/>
+      </w:pPr>
+      <w:r>
+        <w:rPr>
+          <w:rFonts w:ascii="Courier New" w:hAnsi="Courier New"/>
+          <w:color w:val="333333"/>
+          <w:sz w:val="16"/>
+        </w:rPr>
+        <w:t xml:space="preserve">    },</w:t>
+      </w:r>
+    </w:p>
+    <w:p>
+      <w:pPr>
+        <w:spacing w:before="0" w:after="0"/>
+        <w:ind w:left="360"/>
+        <w:shd w:val="clear" w:color="auto" w:fill="F2F2F2"/>
+      </w:pPr>
+      <w:r>
+        <w:rPr>
+          <w:rFonts w:ascii="Courier New" w:hAnsi="Courier New"/>
+          <w:color w:val="333333"/>
+          <w:sz w:val="16"/>
+        </w:rPr>
+        <w:t xml:space="preserve">    {</w:t>
+      </w:r>
+    </w:p>
+    <w:p>
+      <w:pPr>
+        <w:spacing w:before="0" w:after="0"/>
+        <w:ind w:left="360"/>
+        <w:shd w:val="clear" w:color="auto" w:fill="F2F2F2"/>
+      </w:pPr>
+      <w:r>
+        <w:rPr>
+          <w:rFonts w:ascii="Courier New" w:hAnsi="Courier New"/>
+          <w:color w:val="333333"/>
+          <w:sz w:val="16"/>
+        </w:rPr>
+        <w:t xml:space="preserve">      "@type": "Question",</w:t>
+      </w:r>
+    </w:p>
+    <w:p>
+      <w:pPr>
+        <w:spacing w:before="0" w:after="0"/>
+        <w:ind w:left="360"/>
+        <w:shd w:val="clear" w:color="auto" w:fill="F2F2F2"/>
+      </w:pPr>
+      <w:r>
+        <w:rPr>
+          <w:rFonts w:ascii="Courier New" w:hAnsi="Courier New"/>
+          <w:color w:val="333333"/>
+          <w:sz w:val="16"/>
+        </w:rPr>
+        <w:t xml:space="preserve">      "name": "Qual é a diferença entre Joule Work e o Joule anterior?",</w:t>
+      </w:r>
+    </w:p>
+    <w:p>
+      <w:pPr>
+        <w:spacing w:before="0" w:after="0"/>
+        <w:ind w:left="360"/>
+        <w:shd w:val="clear" w:color="auto" w:fill="F2F2F2"/>
+      </w:pPr>
+      <w:r>
+        <w:rPr>
+          <w:rFonts w:ascii="Courier New" w:hAnsi="Courier New"/>
+          <w:color w:val="333333"/>
+          <w:sz w:val="16"/>
+        </w:rPr>
+        <w:t xml:space="preserve">      "acceptedAnswer": {</w:t>
+      </w:r>
+    </w:p>
+    <w:p>
+      <w:pPr>
+        <w:spacing w:before="0" w:after="0"/>
+        <w:ind w:left="360"/>
+        <w:shd w:val="clear" w:color="auto" w:fill="F2F2F2"/>
+      </w:pPr>
+      <w:r>
+        <w:rPr>
+          <w:rFonts w:ascii="Courier New" w:hAnsi="Courier New"/>
+          <w:color w:val="333333"/>
+          <w:sz w:val="16"/>
+        </w:rPr>
+        <w:t xml:space="preserve">        "@type": "Answer",</w:t>
+      </w:r>
+    </w:p>
+    <w:p>
+      <w:pPr>
+        <w:spacing w:before="0" w:after="0"/>
+        <w:ind w:left="360"/>
+        <w:shd w:val="clear" w:color="auto" w:fill="F2F2F2"/>
+      </w:pPr>
+      <w:r>
+        <w:rPr>
+          <w:rFonts w:ascii="Courier New" w:hAnsi="Courier New"/>
+          <w:color w:val="333333"/>
+          <w:sz w:val="16"/>
+        </w:rPr>
+        <w:t xml:space="preserve">        "text": "O Joule original era um copiloto que respondia perguntas e sugeria ações, mas o usuário precisava executar manualmente. O Joule Work orquestra agentes que executam de ponta a ponta — lança entradas, inicia workflows, aprova dentro de alçadas — a partir de uma instrução em linguagem natural."</w:t>
+      </w:r>
+    </w:p>
+    <w:p>
+      <w:pPr>
+        <w:spacing w:before="0" w:after="0"/>
+        <w:ind w:left="360"/>
+        <w:shd w:val="clear" w:color="auto" w:fill="F2F2F2"/>
+      </w:pPr>
+      <w:r>
+        <w:rPr>
+          <w:rFonts w:ascii="Courier New" w:hAnsi="Courier New"/>
+          <w:color w:val="333333"/>
+          <w:sz w:val="16"/>
+        </w:rPr>
+        <w:t xml:space="preserve">      }</w:t>
+      </w:r>
+    </w:p>
+    <w:p>
+      <w:pPr>
+        <w:spacing w:before="0" w:after="0"/>
+        <w:ind w:left="360"/>
+        <w:shd w:val="clear" w:color="auto" w:fill="F2F2F2"/>
+      </w:pPr>
+      <w:r>
+        <w:rPr>
+          <w:rFonts w:ascii="Courier New" w:hAnsi="Courier New"/>
+          <w:color w:val="333333"/>
+          <w:sz w:val="16"/>
+        </w:rPr>
+        <w:t xml:space="preserve">    },</w:t>
+      </w:r>
+    </w:p>
+    <w:p>
+      <w:pPr>
+        <w:spacing w:before="0" w:after="0"/>
+        <w:ind w:left="360"/>
+        <w:shd w:val="clear" w:color="auto" w:fill="F2F2F2"/>
+      </w:pPr>
+      <w:r>
+        <w:rPr>
+          <w:rFonts w:ascii="Courier New" w:hAnsi="Courier New"/>
+          <w:color w:val="333333"/>
+          <w:sz w:val="16"/>
+        </w:rPr>
+        <w:t xml:space="preserve">    {</w:t>
+      </w:r>
+    </w:p>
+    <w:p>
+      <w:pPr>
+        <w:spacing w:before="0" w:after="0"/>
+        <w:ind w:left="360"/>
+        <w:shd w:val="clear" w:color="auto" w:fill="F2F2F2"/>
+      </w:pPr>
+      <w:r>
+        <w:rPr>
+          <w:rFonts w:ascii="Courier New" w:hAnsi="Courier New"/>
+          <w:color w:val="333333"/>
+          <w:sz w:val="16"/>
+        </w:rPr>
+        <w:t xml:space="preserve">      "@type": "Question",</w:t>
+      </w:r>
+    </w:p>
+    <w:p>
+      <w:pPr>
+        <w:spacing w:before="0" w:after="0"/>
+        <w:ind w:left="360"/>
+        <w:shd w:val="clear" w:color="auto" w:fill="F2F2F2"/>
+      </w:pPr>
+      <w:r>
+        <w:rPr>
+          <w:rFonts w:ascii="Courier New" w:hAnsi="Courier New"/>
+          <w:color w:val="333333"/>
+          <w:sz w:val="16"/>
+        </w:rPr>
+        <w:t xml:space="preserve">      "name": "O Joule Work está disponível no SAP Datasphere?",</w:t>
+      </w:r>
+    </w:p>
+    <w:p>
+      <w:pPr>
+        <w:spacing w:before="0" w:after="0"/>
+        <w:ind w:left="360"/>
+        <w:shd w:val="clear" w:color="auto" w:fill="F2F2F2"/>
+      </w:pPr>
+      <w:r>
+        <w:rPr>
+          <w:rFonts w:ascii="Courier New" w:hAnsi="Courier New"/>
+          <w:color w:val="333333"/>
+          <w:sz w:val="16"/>
+        </w:rPr>
+        <w:t xml:space="preserve">      "acceptedAnswer": {</w:t>
+      </w:r>
+    </w:p>
+    <w:p>
+      <w:pPr>
+        <w:spacing w:before="0" w:after="0"/>
+        <w:ind w:left="360"/>
+        <w:shd w:val="clear" w:color="auto" w:fill="F2F2F2"/>
+      </w:pPr>
+      <w:r>
+        <w:rPr>
+          <w:rFonts w:ascii="Courier New" w:hAnsi="Courier New"/>
+          <w:color w:val="333333"/>
+          <w:sz w:val="16"/>
+        </w:rPr>
+        <w:t xml:space="preserve">        "@type": "Answer",</w:t>
+      </w:r>
+    </w:p>
+    <w:p>
+      <w:pPr>
+        <w:spacing w:before="0" w:after="0"/>
+        <w:ind w:left="360"/>
+        <w:shd w:val="clear" w:color="auto" w:fill="F2F2F2"/>
+      </w:pPr>
+      <w:r>
+        <w:rPr>
+          <w:rFonts w:ascii="Courier New" w:hAnsi="Courier New"/>
+          <w:color w:val="333333"/>
+          <w:sz w:val="16"/>
+        </w:rPr>
+        <w:t xml:space="preserve">        "text": "Sim. O Joule está disponível no SAP Datasphere, permitindo que usuários naveguem pela plataforma, consultem dados e executem tarefas usando linguagem natural. O Knowledge Graph integrado ao Datasphere fornece o contexto necessário para respostas precisas dentro do ambiente de dados específico da empresa."</w:t>
+      </w:r>
+    </w:p>
+    <w:p>
+      <w:pPr>
+        <w:spacing w:before="0" w:after="0"/>
+        <w:ind w:left="360"/>
+        <w:shd w:val="clear" w:color="auto" w:fill="F2F2F2"/>
+      </w:pPr>
+      <w:r>
+        <w:rPr>
+          <w:rFonts w:ascii="Courier New" w:hAnsi="Courier New"/>
+          <w:color w:val="333333"/>
+          <w:sz w:val="16"/>
+        </w:rPr>
+        <w:t xml:space="preserve">      }</w:t>
+      </w:r>
+    </w:p>
+    <w:p>
+      <w:pPr>
+        <w:spacing w:before="0" w:after="0"/>
+        <w:ind w:left="360"/>
+        <w:shd w:val="clear" w:color="auto" w:fill="F2F2F2"/>
+      </w:pPr>
+      <w:r>
+        <w:rPr>
+          <w:rFonts w:ascii="Courier New" w:hAnsi="Courier New"/>
+          <w:color w:val="333333"/>
+          <w:sz w:val="16"/>
+        </w:rPr>
+        <w:t xml:space="preserve">    },</w:t>
+      </w:r>
+    </w:p>
+    <w:p>
+      <w:pPr>
+        <w:spacing w:before="0" w:after="0"/>
+        <w:ind w:left="360"/>
+        <w:shd w:val="clear" w:color="auto" w:fill="F2F2F2"/>
+      </w:pPr>
+      <w:r>
+        <w:rPr>
+          <w:rFonts w:ascii="Courier New" w:hAnsi="Courier New"/>
+          <w:color w:val="333333"/>
+          <w:sz w:val="16"/>
+        </w:rPr>
+        <w:t xml:space="preserve">    {</w:t>
+      </w:r>
+    </w:p>
+    <w:p>
+      <w:pPr>
+        <w:spacing w:before="0" w:after="0"/>
+        <w:ind w:left="360"/>
+        <w:shd w:val="clear" w:color="auto" w:fill="F2F2F2"/>
+      </w:pPr>
+      <w:r>
+        <w:rPr>
+          <w:rFonts w:ascii="Courier New" w:hAnsi="Courier New"/>
+          <w:color w:val="333333"/>
+          <w:sz w:val="16"/>
+        </w:rPr>
+        <w:t xml:space="preserve">      "@type": "Question",</w:t>
+      </w:r>
+    </w:p>
+    <w:p>
+      <w:pPr>
+        <w:spacing w:before="0" w:after="0"/>
+        <w:ind w:left="360"/>
+        <w:shd w:val="clear" w:color="auto" w:fill="F2F2F2"/>
+      </w:pPr>
+      <w:r>
+        <w:rPr>
+          <w:rFonts w:ascii="Courier New" w:hAnsi="Courier New"/>
+          <w:color w:val="333333"/>
+          <w:sz w:val="16"/>
+        </w:rPr>
+        <w:t xml:space="preserve">      "name": "O que é o Joule Studio 2.0?",</w:t>
+      </w:r>
+    </w:p>
+    <w:p>
+      <w:pPr>
+        <w:spacing w:before="0" w:after="0"/>
+        <w:ind w:left="360"/>
+        <w:shd w:val="clear" w:color="auto" w:fill="F2F2F2"/>
+      </w:pPr>
+      <w:r>
+        <w:rPr>
+          <w:rFonts w:ascii="Courier New" w:hAnsi="Courier New"/>
+          <w:color w:val="333333"/>
+          <w:sz w:val="16"/>
+        </w:rPr>
+        <w:t xml:space="preserve">      "acceptedAnswer": {</w:t>
+      </w:r>
+    </w:p>
+    <w:p>
+      <w:pPr>
+        <w:spacing w:before="0" w:after="0"/>
+        <w:ind w:left="360"/>
+        <w:shd w:val="clear" w:color="auto" w:fill="F2F2F2"/>
+      </w:pPr>
+      <w:r>
+        <w:rPr>
+          <w:rFonts w:ascii="Courier New" w:hAnsi="Courier New"/>
+          <w:color w:val="333333"/>
+          <w:sz w:val="16"/>
+        </w:rPr>
+        <w:t xml:space="preserve">        "@type": "Answer",</w:t>
+      </w:r>
+    </w:p>
+    <w:p>
+      <w:pPr>
+        <w:spacing w:before="0" w:after="0"/>
+        <w:ind w:left="360"/>
+        <w:shd w:val="clear" w:color="auto" w:fill="F2F2F2"/>
+      </w:pPr>
+      <w:r>
+        <w:rPr>
+          <w:rFonts w:ascii="Courier New" w:hAnsi="Courier New"/>
+          <w:color w:val="333333"/>
+          <w:sz w:val="16"/>
+        </w:rPr>
+        <w:t xml:space="preserve">        "text": "O Joule Studio 2.0 é o ambiente para desenvolvedores construírem agentes e aplicações SAP. Reconstruído após limitações da versão anterior, é intent-based, model-agnostic e suporta Python e TypeScript. Os primeiros clientes receberam a versão em junho de 2026, com semântica SAP e controles empresariais já embutidos."</w:t>
+      </w:r>
+    </w:p>
+    <w:p>
+      <w:pPr>
+        <w:spacing w:before="0" w:after="0"/>
+        <w:ind w:left="360"/>
+        <w:shd w:val="clear" w:color="auto" w:fill="F2F2F2"/>
+      </w:pPr>
+      <w:r>
+        <w:rPr>
+          <w:rFonts w:ascii="Courier New" w:hAnsi="Courier New"/>
+          <w:color w:val="333333"/>
+          <w:sz w:val="16"/>
+        </w:rPr>
+        <w:t xml:space="preserve">      }</w:t>
+      </w:r>
+    </w:p>
+    <w:p>
+      <w:pPr>
+        <w:spacing w:before="0" w:after="0"/>
+        <w:ind w:left="360"/>
+        <w:shd w:val="clear" w:color="auto" w:fill="F2F2F2"/>
+      </w:pPr>
+      <w:r>
+        <w:rPr>
+          <w:rFonts w:ascii="Courier New" w:hAnsi="Courier New"/>
+          <w:color w:val="333333"/>
+          <w:sz w:val="16"/>
+        </w:rPr>
+        <w:t xml:space="preserve">    }</w:t>
+      </w:r>
+    </w:p>
+    <w:p>
+      <w:pPr>
+        <w:spacing w:before="0" w:after="0"/>
+        <w:ind w:left="360"/>
+        <w:shd w:val="clear" w:color="auto" w:fill="F2F2F2"/>
+      </w:pPr>
+      <w:r>
+        <w:rPr>
+          <w:rFonts w:ascii="Courier New" w:hAnsi="Courier New"/>
+          <w:color w:val="333333"/>
+          <w:sz w:val="16"/>
+        </w:rPr>
+        <w:t xml:space="preserve">  ]</w:t>
+      </w:r>
+    </w:p>
+    <w:p>
+      <w:pPr>
+        <w:spacing w:before="0" w:after="0"/>
+        <w:ind w:left="360"/>
+        <w:shd w:val="clear" w:color="auto" w:fill="F2F2F2"/>
+      </w:pPr>
+      <w:r>
+        <w:rPr>
+          <w:rFonts w:ascii="Courier New" w:hAnsi="Courier New"/>
+          <w:color w:val="333333"/>
+          <w:sz w:val="16"/>
+        </w:rPr>
+        <w:t>}</w:t>
+      </w:r>
+    </w:p>
+    <w:p/>
+    <w:p>
+      <w:pPr>
+        <w:pStyle w:val="Heading2"/>
+      </w:pPr>
+      <w:r>
+        <w:rPr>
+          <w:b/>
+          <w:color w:val="002B5C"/>
+          <w:sz w:val="28"/>
+        </w:rPr>
+        <w:t>Metas de performance</w:t>
+      </w:r>
+    </w:p>
+    <w:tbl>
+      <w:tblPr>
+        <w:tblStyle w:val="TableGrid"/>
+        <w:tblW w:type="auto" w:w="0"/>
+        <w:tblLook w:firstColumn="1" w:firstRow="1" w:lastColumn="0" w:lastRow="0" w:noHBand="0" w:noVBand="1" w:val="04A0"/>
+      </w:tblPr>
+      <w:tblGrid>
+        <w:gridCol w:w="4320"/>
+        <w:gridCol w:w="4320"/>
+      </w:tblGrid>
+      <w:tr>
+        <w:tc>
+          <w:tcPr>
+            <w:tcW w:type="dxa" w:w="4320"/>
+          </w:tcPr>
+          <w:p>
+            <w:r>
+              <w:rPr>
+                <w:b/>
+              </w:rPr>
+              <w:t>Métrica</w:t>
+            </w:r>
+          </w:p>
+        </w:tc>
+        <w:tc>
+          <w:tcPr>
+            <w:tcW w:type="dxa" w:w="4320"/>
+          </w:tcPr>
+          <w:p>
+            <w:r>
+              <w:rPr>
+                <w:b/>
+              </w:rPr>
+              <w:t>Meta</w:t>
+            </w:r>
+          </w:p>
+        </w:tc>
+      </w:tr>
+      <w:tr>
+        <w:tc>
+          <w:tcPr>
+            <w:tcW w:type="dxa" w:w="4320"/>
+          </w:tcPr>
+          <w:p>
+            <w:r>
+              <w:t>Ranking</w:t>
+            </w:r>
+          </w:p>
+        </w:tc>
+        <w:tc>
+          <w:tcPr>
+            <w:tcW w:type="dxa" w:w="4320"/>
+          </w:tcPr>
+          <w:p>
+            <w:r>
+              <w:t>Top 10 para "SAP Joule Work" em 90 dias</w:t>
+            </w:r>
+          </w:p>
+        </w:tc>
+      </w:tr>
+      <w:tr>
+        <w:tc>
+          <w:tcPr>
+            <w:tcW w:type="dxa" w:w="4320"/>
+          </w:tcPr>
+          <w:p>
+            <w:r>
+              <w:t>CTR</w:t>
+            </w:r>
+          </w:p>
+        </w:tc>
+        <w:tc>
+          <w:tcPr>
+            <w:tcW w:type="dxa" w:w="4320"/>
+          </w:tcPr>
+          <w:p>
+            <w:r>
+              <w:t>&gt;3% nas primeiras impressões (Google Search Console)</w:t>
+            </w:r>
+          </w:p>
+        </w:tc>
+      </w:tr>
+      <w:tr>
+        <w:tc>
+          <w:tcPr>
+            <w:tcW w:type="dxa" w:w="4320"/>
+          </w:tcPr>
+          <w:p>
+            <w:r>
+              <w:t>Tempo na página</w:t>
+            </w:r>
+          </w:p>
+        </w:tc>
+        <w:tc>
+          <w:tcPr>
+            <w:tcW w:type="dxa" w:w="4320"/>
+          </w:tcPr>
+          <w:p>
+            <w:r>
+              <w:t>&gt;2 min</w:t>
+            </w:r>
+          </w:p>
+        </w:tc>
+      </w:tr>
+      <w:tr>
+        <w:tc>
+          <w:tcPr>
+            <w:tcW w:type="dxa" w:w="4320"/>
+          </w:tcPr>
+          <w:p>
+            <w:r>
+              <w:t>Conversão no CTA</w:t>
+            </w:r>
+          </w:p>
+        </w:tc>
+        <w:tc>
+          <w:tcPr>
+            <w:tcW w:type="dxa" w:w="4320"/>
+          </w:tcPr>
+          <w:p>
+            <w:r>
+              <w:t>&gt;1% de cliques no botão de agendamento</w:t>
+            </w:r>
+          </w:p>
+        </w:tc>
+      </w:tr>
+      <w:tr>
+        <w:tc>
+          <w:tcPr>
+            <w:tcW w:type="dxa" w:w="4320"/>
+          </w:tcPr>
+          <w:p>
+            <w:r>
+              <w:t>Revisão programada</w:t>
+            </w:r>
+          </w:p>
+        </w:tc>
+        <w:tc>
+          <w:tcPr>
+            <w:tcW w:type="dxa" w:w="4320"/>
+          </w:tcPr>
+          <w:p>
+            <w:r>
+              <w:t>2026-08-20 (90 dias após publicação)</w:t>
+            </w:r>
+          </w:p>
+        </w:tc>
+      </w:tr>
+    </w:tbl>
+    <w:p/>
     <w:sectPr>
       <w:pgSz w:w="12240" w:h="15840"/>
       <w:pgMar w:top="1440" w:right="1800" w:bottom="1440" w:left="1800" w:header="720" w:footer="720" w:gutter="0"/>

--- a/marketing/blog/sap-joule-work/artigo.docx
+++ b/marketing/blog/sap-joule-work/artigo.docx
@@ -46,7 +46,7 @@
         <w:spacing w:after="120"/>
       </w:pPr>
       <w:r>
-        <w:t>O SAP Joule Work é a nova camada de engajamento do SAP Joule — um workspace unificado onde usuários descrevem o que precisam em linguagem natural e o Joule coordena os agentes, busca os dados e executa as transações necessárias para chegar ao resultado. Disponível em desktop, web e mobile, o Joule Work elimina a navegação tradicional entre módulos SAP e substitui menus por intenção: o usuário diz o que quer, não onde clicar.</w:t>
+        <w:t>O SAP Joule Work é a nova camada de engajamento do SAP Joule — um workspace unificado onde usuários descrevem o que precisam em linguagem natural e o Joule coordena os agentes, busca os dados e executa as transações necessárias para chegar ao resultado. Disponível em desktop, web e mobile, o Joule Work elimina a navegação entre módulos SAP e substitui menus por intenção: o usuário diz o que quer, não onde clicar.</w:t>
       </w:r>
     </w:p>
     <w:p>
@@ -75,7 +75,7 @@
         <w:spacing w:after="120"/>
       </w:pPr>
       <w:r>
-        <w:t>A SAP reconheceu publicamente que o Joule Studio original não entregou o que prometia. A ferramenta era limitada a interações pontuais, sem capacidade de coordenar fluxos complexos ou se integrar profundamente aos processos SAP. Desenvolvedores encontravam restrições que impediam construir aplicações reais sobre ela.</w:t>
+        <w:t>A SAP reconheceu publicamente que o Joule Studio original não entregou o que prometia. A ferramenta era limitada a interações pontuais, sem capacidade de coordenar fluxos complexos ou se integrar profundamente aos processos SAP.</w:t>
       </w:r>
     </w:p>
     <w:p>
@@ -104,7 +104,7 @@
         <w:spacing w:after="120"/>
       </w:pPr>
       <w:r>
-        <w:t>Em vez de configurar fluxos passo a passo, o desenvolvedor descreve a intenção de negócio. O Joule Studio 2.0 traduz essa intenção em agentes e workflows contextualizados nos dados e processos SAP da empresa.</w:t>
+        <w:t>O desenvolvedor descreve a intenção de negócio. O Joule Studio 2.0 traduz essa intenção em agentes e workflows contextualizados nos dados e processos SAP da empresa — sem configurar fluxos passo a passo.</w:t>
       </w:r>
     </w:p>
     <w:p>
@@ -117,7 +117,7 @@
           <w:color w:val="006BA8"/>
           <w:sz w:val="24"/>
         </w:rPr>
-        <w:t>Model-agnostic com SAP semantics</w:t>
+        <w:t>Múltiplos modelos de IA, semântica SAP sempre embutida</w:t>
       </w:r>
     </w:p>
     <w:p>
@@ -125,7 +125,7 @@
         <w:spacing w:after="120"/>
       </w:pPr>
       <w:r>
-        <w:t>O Joule Studio 2.0 suporta múltiplos modelos de linguagem — SAP, Anthropic, OpenAI, Google — mas sempre com a semântica SAP, o conhecimento de processo e os controles empresariais já embutidos. O desenvolvedor escolhe o modelo; a governança e o contexto de negócio já estão no lugar.</w:t>
+        <w:t>O Joule Studio 2.0 suporta modelos da SAP, Anthropic, OpenAI e Google. A empresa escolhe o modelo; a governança e o contexto de negócio já estão embutidos. A escolha de LLM não compromete nem os controles nem o conhecimento de processo.</w:t>
       </w:r>
     </w:p>
     <w:p>
@@ -138,7 +138,7 @@
           <w:color w:val="006BA8"/>
           <w:sz w:val="24"/>
         </w:rPr>
-        <w:t>Pro-code para quem precisa de controle total</w:t>
+        <w:t>Controle total para equipes técnicas</w:t>
       </w:r>
     </w:p>
     <w:p>
@@ -146,7 +146,7 @@
         <w:spacing w:after="120"/>
       </w:pPr>
       <w:r>
-        <w:t>Desenvolvedores podem usar Python ou TypeScript para construir aplicações e experiências completas — não apenas snippets de automação. Isso amplia o alcance do Joule para equipes técnicas que precisam de flexibilidade além do low-code.</w:t>
+        <w:t>Desenvolvedores podem construir aplicações e experiências completas com controle de cada etapa. Isso amplia o alcance do Joule para as equipes que precisam de flexibilidade além do low-code.</w:t>
       </w:r>
     </w:p>
     <w:p>
@@ -167,7 +167,7 @@
         <w:spacing w:after="120"/>
       </w:pPr>
       <w:r>
-        <w:t>O Joule Work não é uma interface nova para as mesmas funções antigas. Ele redefine como os usuários interagem com o SAP no dia a dia.</w:t>
+        <w:t>O Joule Work redefine como usuários interagem com o SAP no dia a dia — não é uma interface nova para as mesmas funções antigas.</w:t>
       </w:r>
     </w:p>
     <w:p>
@@ -188,7 +188,7 @@
         <w:spacing w:after="120"/>
       </w:pPr>
       <w:r>
-        <w:t>O usuário abre o Joule Work — em vez de acessar transações separadas no S/4HANA, Ariba, SuccessFactors ou SAP Datasphere — e descreve o que precisa: "prepare o relatório de variação de custo do trimestre para as plantas do Brasil" ou "mostre os pedidos de compra acima do limite de aprovação pendentes desde segunda-feira". O Joule coordena os agentes necessários, busca os dados via Knowledge Graph e apresenta o resultado — incluindo visualizações geradas dinamicamente.</w:t>
+        <w:t>Em vez de acessar transações separadas no S/4HANA, Ariba, SuccessFactors ou SAP Datasphere, o usuário descreve o que precisa: "prepare o relatório de variação de custo do trimestre para as plantas do Brasil" ou "mostre os pedidos de compra acima do limite de aprovação pendentes desde segunda-feira". O Joule coordena os agentes necessários, busca os dados via Knowledge Graph e apresenta o resultado — incluindo visualizações geradas dinamicamente.</w:t>
       </w:r>
     </w:p>
     <w:p>
@@ -209,7 +209,7 @@
         <w:spacing w:after="120"/>
       </w:pPr>
       <w:r>
-        <w:t>A diferença crítica do Joule Work em relação a qualquer copiloto anterior é a capacidade de executar transações. O usuário não recebe uma sugestão de o que fazer — o Joule faz, dentro dos controles de acesso e aprovação configurados para aquele papel. Lançar entradas, iniciar workflows, aprovar solicitações dentro dos limites de alçada: tudo via linguagem natural, com trilha de auditoria completa.</w:t>
+        <w:t>A diferença crítica do Joule Work é a capacidade de executar transações. O usuário não recebe uma sugestão — o Joule executa, dentro dos controles de acesso e aprovação configurados para aquele papel. Lançamentos, workflows, aprovações dentro dos limites de alçada: tudo via linguagem natural, com trilha de auditoria completa.</w:t>
       </w:r>
     </w:p>
     <w:p>
@@ -222,7 +222,7 @@
           <w:color w:val="006BA8"/>
           <w:sz w:val="24"/>
         </w:rPr>
-        <w:t>Suporte a padrões abertos: MCP e A2A</w:t>
+        <w:t>Integração com sistemas além do SAP</w:t>
       </w:r>
     </w:p>
     <w:p>
@@ -230,7 +230,7 @@
         <w:spacing w:after="120"/>
       </w:pPr>
       <w:r>
-        <w:t>O Joule Work foi construído com suporte nativo a MCP (Model Context Protocol) e A2A (Agent-to-Agent), os padrões emergentes de interoperabilidade entre agentes de IA. Isso significa que o Joule pode coordenar agentes de terceiros e se integrar a sistemas fora do ecossistema SAP sem customizações proprietárias.</w:t>
+        <w:t>O Joule Work foi construído com suporte a padrões abertos de interoperabilidade entre agentes. Isso significa que o Joule pode coordenar agentes de terceiros e se integrar a sistemas fora do ecossistema SAP — sem customizações proprietárias.</w:t>
       </w:r>
     </w:p>
     <w:p>
@@ -251,7 +251,7 @@
         <w:spacing w:after="120"/>
       </w:pPr>
       <w:r>
-        <w:t>A parceria com LiveKit trouxe IA de voz para o Joule — não como feature demonstrativa, mas como canal de trabalho real para funções que operam longe de um teclado: chão de fábrica, logística, campo, atendimento presencial. O usuário interage com o Joule por voz e recebe respostas e confirmações da mesma forma, com o mesmo acesso às transações e dados.</w:t>
+        <w:t>A parceria com LiveKit trouxe IA de voz ao Joule — não como feature demonstrativa, mas como canal de trabalho real para funções que operam longe de teclados: chão de fábrica, logística, campo, atendimento presencial. O usuário interage por voz com acesso às mesmas transações e dados disponíveis na interface gráfica.</w:t>
       </w:r>
     </w:p>
     <w:p>
@@ -272,7 +272,7 @@
         <w:spacing w:after="120"/>
       </w:pPr>
       <w:r>
-        <w:t>O aplicativo móvel do Joule Work está disponível em disponibilidade geral. O desktop e a versão completa estão no programa Early Adopter Care, com disponibilidade geral prevista para o segundo semestre de 2026.</w:t>
+        <w:t>O aplicativo móvel do Joule Work está em disponibilidade geral. O desktop e a versão completa estão no programa Early Adopter Care, com disponibilidade geral prevista para o segundo semestre de 2026.</w:t>
       </w:r>
     </w:p>
     <w:p>
@@ -309,7 +309,7 @@
         <w:spacing w:after="120"/>
       </w:pPr>
       <w:r>
-        <w:t>Ao contrário de ferramentas de BI que exigem que o usuário saiba onde os dados estão, o Joule Work integrado ao Datasphere usa o Knowledge Graph para navegar pela estrutura de dados da empresa e retornar respostas precisas. Isso tem impacto direto em dois pontos:</w:t>
+        <w:t>Ao contrário de ferramentas de BI que exigem que o usuário saiba onde os dados estão, o Joule Work integrado ao Datasphere usa o Knowledge Graph para navegar pela estrutura de dados da empresa e retornar respostas precisas. O impacto é direto em dois pontos:</w:t>
       </w:r>
     </w:p>
     <w:p>
@@ -341,7 +341,7 @@
         <w:t>Velocidade:</w:t>
       </w:r>
       <w:r>
-        <w:t xml:space="preserve"> análises que dependiam de um analista especializado para montar uma query passam a ser acessíveis para o usuário de negócio diretamente</w:t>
+        <w:t xml:space="preserve"> análises que dependiam de um especialista para montar uma query passam a ser acessíveis para o usuário de negócio diretamente</w:t>
       </w:r>
     </w:p>
     <w:p>
@@ -349,7 +349,7 @@
         <w:spacing w:after="120"/>
       </w:pPr>
       <w:r>
-        <w:t>Para a Solveplan, parceira SAP Gold especializada em SAP Datasphere e SAP Analytics Cloud, o Joule Work representa uma camada de valor adicional sobre ambientes que já estão implementados. Empresas com Datasphere bem estruturado e dados governados no SAP BDC chegam ao Joule Work com o contexto pronto — e a experiência de linguagem natural funcionando sobre dados reais, não sobre modelos genéricos.</w:t>
+        <w:t>Para a Solveplan, parceira SAP Gold especializada em SAP Datasphere e SAP Analytics Cloud, o Joule Work representa uma camada de valor adicional sobre ambientes já implementados. Empresas com Datasphere bem estruturado e dados governados no SAP BDC chegam ao Joule Work com o contexto pronto — e a experiência de linguagem natural funcionando sobre dados reais, não sobre modelos genéricos.</w:t>
       </w:r>
     </w:p>
     <w:p>
@@ -383,7 +383,7 @@
         <w:spacing w:after="120"/>
       </w:pPr>
       <w:r>
-        <w:t>O SAP Joule Work é a nova camada de engajamento do Joule — um workspace unificado onde usuários operam processos SAP em linguagem natural, sem navegar entre módulos. Disponível em desktop, web e mobile, o Joule Work coordena agentes especializados para executar transações, buscar dados e apresentar resultados, com trilha de auditoria completa.</w:t>
+        <w:t>O SAP Joule Work é a nova camada de engajamento do Joule — um workspace unificado onde usuários operam processos SAP em linguagem natural, sem navegar entre módulos. Coordena agentes especializados para executar transações, buscar dados e apresentar resultados, com trilha de auditoria completa.</w:t>
       </w:r>
     </w:p>
     <w:p>
@@ -404,7 +404,7 @@
         <w:spacing w:after="120"/>
       </w:pPr>
       <w:r>
-        <w:t>O Joule original era um copiloto: respondia perguntas e sugeria ações, mas o usuário precisava executar manualmente. O Joule Work orquestra agentes que executam de ponta a ponta — lança entradas, inicia workflows, aprova dentro de alçadas — a partir de uma instrução em linguagem natural. A diferença é entre sugestão e execução.</w:t>
+        <w:t>O Joule original sugeria ações — o usuário precisava executar. O Joule Work executa de ponta a ponta: lança entradas, inicia workflows, aprova dentro de alçadas, a partir de uma instrução em linguagem natural. A diferença é entre sugestão e execução.</w:t>
       </w:r>
     </w:p>
     <w:p>
@@ -425,7 +425,7 @@
         <w:spacing w:after="120"/>
       </w:pPr>
       <w:r>
-        <w:t>O Joule Studio 2.0 é o ambiente para desenvolvedores construírem agentes e aplicações SAP. Reconstruído após limitações da versão anterior, ele é intent-based, model-agnostic e suporta Python e TypeScript. Os primeiros clientes começaram a receber a versão em junho de 2026, com semântica SAP, conhecimento de processo e controles empresariais já embutidos.</w:t>
+        <w:t>O ambiente para desenvolvedores construírem agentes e aplicações SAP. Reconstruído após as limitações da versão anterior, é orientado a intenção de negócio, suporta múltiplos modelos de IA e mantém semântica SAP, conhecimento de processo e controles empresariais embutidos. Primeiros clientes a partir de junho de 2026.</w:t>
       </w:r>
     </w:p>
     <w:p>
@@ -446,7 +446,7 @@
         <w:spacing w:after="120"/>
       </w:pPr>
       <w:r>
-        <w:t>Sim. O Joule está disponível no SAP Datasphere, permitindo que usuários naveguem pela plataforma, consultem dados e executem tarefas usando linguagem natural. O Knowledge Graph integrado ao Datasphere fornece o contexto necessário para que as respostas sejam precisas dentro do ambiente de dados específico da empresa.</w:t>
+        <w:t>Sim. O Joule está disponível no SAP Datasphere, permitindo que usuários consultem dados e executem tarefas em linguagem natural. O Knowledge Graph integrado ao Datasphere fornece o contexto para que as respostas sejam precisas dentro do ambiente de dados da empresa.</w:t>
       </w:r>
     </w:p>
     <w:p>
@@ -467,7 +467,7 @@
         <w:spacing w:after="120"/>
       </w:pPr>
       <w:r>
-        <w:t>Sim. A parceria com LiveKit trouxe IA de voz ao Joule Work para funções que operam longe de teclados — manufatura, logística, campo e atendimento presencial. O usuário interage por voz com acesso às mesmas transações e dados disponíveis na interface gráfica.</w:t>
+        <w:t>Sim. A parceria com LiveKit trouxe IA de voz ao Joule Work para manufatura, logística, campo e atendimento presencial. O usuário interage por voz com acesso às mesmas transações e dados da interface gráfica.</w:t>
       </w:r>
     </w:p>
     <w:p>
@@ -488,7 +488,7 @@
         <w:spacing w:after="120"/>
       </w:pPr>
       <w:r>
-        <w:t>A Solveplan implementa SAP Datasphere e SAP BDC — os componentes que fornecem o contexto de dados necessário para que o Joule Work funcione com precisão sobre os dados reais da empresa. Para organizações que querem avaliar sua prontidão para o Joule Work, a Solveplan realiza diagnósticos de maturidade do ambiente analítico como ponto de partida.</w:t>
+        <w:t>A Solveplan implementa SAP Datasphere e SAP BDC — os componentes que fornecem o contexto de dados para que o Joule Work funcione com precisão sobre os dados reais da empresa. Para organizações que querem avaliar sua prontidão, a Solveplan realiza diagnósticos de maturidade do ambiente analítico como ponto de partida.</w:t>
       </w:r>
     </w:p>
     <w:p>
